--- a/Sprint1-Evaluation-KushagraVarshney.docx
+++ b/Sprint1-Evaluation-KushagraVarshney.docx
@@ -24,333 +24,6 @@
         </w:rPr>
         <w:t>Sprint1 Evaluation Revision</w:t>
       </w:r>
-    </w:p>
-    <w:p>
-      <w:pPr>
-        <w:pStyle w:val="ListParagraph"/>
-        <w:numPr>
-          <w:ilvl w:val="0"/>
-          <w:numId w:val="3"/>
-        </w:numPr>
-        <w:rPr>
-          <w:b/>
-          <w:bCs/>
-          <w:color w:val="000000" w:themeColor="text1"/>
-          <w:sz w:val="32"/>
-          <w:szCs w:val="32"/>
-          <w:lang w:val="en-US"/>
-        </w:rPr>
-      </w:pPr>
-      <w:r>
-        <w:rPr>
-          <w:b/>
-          <w:bCs/>
-          <w:color w:val="000000" w:themeColor="text1"/>
-          <w:sz w:val="32"/>
-          <w:szCs w:val="32"/>
-          <w:lang w:val="en-US"/>
-        </w:rPr>
-        <w:t xml:space="preserve">@Controller: - </w:t>
-      </w:r>
-      <w:r>
-        <w:rPr>
-          <w:color w:val="000000" w:themeColor="text1"/>
-          <w:sz w:val="32"/>
-          <w:szCs w:val="32"/>
-          <w:lang w:val="en-US"/>
-        </w:rPr>
-        <w:t>It makes the class as controller class so that it can handle http requests and transfer the request to service and dao layer.</w:t>
-      </w:r>
-    </w:p>
-    <w:p>
-      <w:pPr>
-        <w:pStyle w:val="ListParagraph"/>
-        <w:numPr>
-          <w:ilvl w:val="0"/>
-          <w:numId w:val="3"/>
-        </w:numPr>
-        <w:rPr>
-          <w:b/>
-          <w:bCs/>
-          <w:color w:val="000000" w:themeColor="text1"/>
-          <w:sz w:val="32"/>
-          <w:szCs w:val="32"/>
-          <w:lang w:val="en-US"/>
-        </w:rPr>
-      </w:pPr>
-      <w:r>
-        <w:rPr>
-          <w:b/>
-          <w:bCs/>
-          <w:color w:val="000000" w:themeColor="text1"/>
-          <w:sz w:val="32"/>
-          <w:szCs w:val="32"/>
-          <w:lang w:val="en-US"/>
-        </w:rPr>
-        <w:t>@Service:</w:t>
-      </w:r>
-      <w:r>
-        <w:rPr>
-          <w:color w:val="000000" w:themeColor="text1"/>
-          <w:sz w:val="32"/>
-          <w:szCs w:val="32"/>
-          <w:lang w:val="en-US"/>
-        </w:rPr>
-        <w:t xml:space="preserve"> - It makes the class as service layer class (business logic) where we will have business logic and then transfer the request to dao layer.</w:t>
-      </w:r>
-    </w:p>
-    <w:p>
-      <w:pPr>
-        <w:pStyle w:val="ListParagraph"/>
-        <w:numPr>
-          <w:ilvl w:val="0"/>
-          <w:numId w:val="3"/>
-        </w:numPr>
-        <w:rPr>
-          <w:b/>
-          <w:bCs/>
-          <w:color w:val="000000" w:themeColor="text1"/>
-          <w:sz w:val="32"/>
-          <w:szCs w:val="32"/>
-          <w:lang w:val="en-US"/>
-        </w:rPr>
-      </w:pPr>
-      <w:r>
-        <w:rPr>
-          <w:b/>
-          <w:bCs/>
-          <w:color w:val="000000" w:themeColor="text1"/>
-          <w:sz w:val="32"/>
-          <w:szCs w:val="32"/>
-          <w:lang w:val="en-US"/>
-        </w:rPr>
-        <w:t>@Repository:</w:t>
-      </w:r>
-      <w:r>
-        <w:rPr>
-          <w:sz w:val="32"/>
-          <w:szCs w:val="32"/>
-          <w:lang w:val="en-US"/>
-        </w:rPr>
-        <w:t xml:space="preserve"> - It makes the class as dao layer class where we have configuration of database and then perform some crud operation on it and return the response to service layer.</w:t>
-      </w:r>
-    </w:p>
-    <w:p>
-      <w:pPr>
-        <w:pStyle w:val="ListParagraph"/>
-        <w:numPr>
-          <w:ilvl w:val="0"/>
-          <w:numId w:val="3"/>
-        </w:numPr>
-        <w:rPr>
-          <w:b/>
-          <w:bCs/>
-          <w:color w:val="000000" w:themeColor="text1"/>
-          <w:sz w:val="32"/>
-          <w:szCs w:val="32"/>
-          <w:lang w:val="en-US"/>
-        </w:rPr>
-      </w:pPr>
-      <w:r>
-        <w:rPr>
-          <w:b/>
-          <w:bCs/>
-          <w:color w:val="000000" w:themeColor="text1"/>
-          <w:sz w:val="32"/>
-          <w:szCs w:val="32"/>
-          <w:lang w:val="en-US"/>
-        </w:rPr>
-        <w:t xml:space="preserve">@RestController: - </w:t>
-      </w:r>
-      <w:r>
-        <w:rPr>
-          <w:color w:val="000000" w:themeColor="text1"/>
-          <w:sz w:val="32"/>
-          <w:szCs w:val="32"/>
-          <w:lang w:val="en-US"/>
-        </w:rPr>
-        <w:t xml:space="preserve">It has two things: - </w:t>
-      </w:r>
-    </w:p>
-    <w:p>
-      <w:pPr>
-        <w:pStyle w:val="ListParagraph"/>
-        <w:numPr>
-          <w:ilvl w:val="1"/>
-          <w:numId w:val="3"/>
-        </w:numPr>
-        <w:rPr>
-          <w:b/>
-          <w:bCs/>
-          <w:color w:val="000000" w:themeColor="text1"/>
-          <w:sz w:val="32"/>
-          <w:szCs w:val="32"/>
-          <w:lang w:val="en-US"/>
-        </w:rPr>
-      </w:pPr>
-      <w:r>
-        <w:rPr>
-          <w:b/>
-          <w:bCs/>
-          <w:color w:val="000000" w:themeColor="text1"/>
-          <w:sz w:val="32"/>
-          <w:szCs w:val="32"/>
-          <w:lang w:val="en-US"/>
-        </w:rPr>
-        <w:t>@Controller</w:t>
-      </w:r>
-    </w:p>
-    <w:p>
-      <w:pPr>
-        <w:pStyle w:val="ListParagraph"/>
-        <w:numPr>
-          <w:ilvl w:val="1"/>
-          <w:numId w:val="3"/>
-        </w:numPr>
-        <w:rPr>
-          <w:b/>
-          <w:bCs/>
-          <w:color w:val="000000" w:themeColor="text1"/>
-          <w:sz w:val="32"/>
-          <w:szCs w:val="32"/>
-          <w:lang w:val="en-US"/>
-        </w:rPr>
-      </w:pPr>
-      <w:r>
-        <w:rPr>
-          <w:b/>
-          <w:bCs/>
-          <w:color w:val="000000" w:themeColor="text1"/>
-          <w:sz w:val="32"/>
-          <w:szCs w:val="32"/>
-          <w:lang w:val="en-US"/>
-        </w:rPr>
-        <w:t>@ResponseBody</w:t>
-      </w:r>
-      <w:r>
-        <w:rPr>
-          <w:b/>
-          <w:bCs/>
-          <w:color w:val="000000" w:themeColor="text1"/>
-          <w:sz w:val="32"/>
-          <w:szCs w:val="32"/>
-          <w:lang w:val="en-US"/>
-        </w:rPr>
-        <w:t xml:space="preserve"> </w:t>
-      </w:r>
-    </w:p>
-    <w:p>
-      <w:pPr>
-        <w:pStyle w:val="ListParagraph"/>
-        <w:numPr>
-          <w:ilvl w:val="0"/>
-          <w:numId w:val="3"/>
-        </w:numPr>
-        <w:rPr>
-          <w:b/>
-          <w:bCs/>
-          <w:color w:val="000000" w:themeColor="text1"/>
-          <w:sz w:val="32"/>
-          <w:szCs w:val="32"/>
-          <w:lang w:val="en-US"/>
-        </w:rPr>
-      </w:pPr>
-      <w:r>
-        <w:rPr>
-          <w:b/>
-          <w:bCs/>
-          <w:color w:val="000000" w:themeColor="text1"/>
-          <w:sz w:val="32"/>
-          <w:szCs w:val="32"/>
-          <w:lang w:val="en-US"/>
-        </w:rPr>
-        <w:t>@</w:t>
-      </w:r>
-      <w:proofErr w:type="gramStart"/>
-      <w:r>
-        <w:rPr>
-          <w:b/>
-          <w:bCs/>
-          <w:color w:val="000000" w:themeColor="text1"/>
-          <w:sz w:val="32"/>
-          <w:szCs w:val="32"/>
-          <w:lang w:val="en-US"/>
-        </w:rPr>
-        <w:t>Autowired :</w:t>
-      </w:r>
-      <w:proofErr w:type="gramEnd"/>
-      <w:r>
-        <w:rPr>
-          <w:b/>
-          <w:bCs/>
-          <w:color w:val="000000" w:themeColor="text1"/>
-          <w:sz w:val="32"/>
-          <w:szCs w:val="32"/>
-          <w:lang w:val="en-US"/>
-        </w:rPr>
-        <w:t xml:space="preserve">- </w:t>
-      </w:r>
-      <w:r>
-        <w:rPr>
-          <w:color w:val="000000" w:themeColor="text1"/>
-          <w:sz w:val="32"/>
-          <w:szCs w:val="32"/>
-          <w:lang w:val="en-US"/>
-        </w:rPr>
-        <w:t xml:space="preserve">It’s a dependency injection where it automatically </w:t>
-      </w:r>
-      <w:proofErr w:type="gramStart"/>
-      <w:r>
-        <w:rPr>
-          <w:color w:val="000000" w:themeColor="text1"/>
-          <w:sz w:val="32"/>
-          <w:szCs w:val="32"/>
-          <w:lang w:val="en-US"/>
-        </w:rPr>
-        <w:t>inject</w:t>
-      </w:r>
-      <w:proofErr w:type="gramEnd"/>
-      <w:r>
-        <w:rPr>
-          <w:color w:val="000000" w:themeColor="text1"/>
-          <w:sz w:val="32"/>
-          <w:szCs w:val="32"/>
-          <w:lang w:val="en-US"/>
-        </w:rPr>
-        <w:t xml:space="preserve"> the dependency for </w:t>
-      </w:r>
-      <w:proofErr w:type="gramStart"/>
-      <w:r>
-        <w:rPr>
-          <w:color w:val="000000" w:themeColor="text1"/>
-          <w:sz w:val="32"/>
-          <w:szCs w:val="32"/>
-          <w:lang w:val="en-US"/>
-        </w:rPr>
-        <w:t>exp :</w:t>
-      </w:r>
-      <w:proofErr w:type="gramEnd"/>
-      <w:r>
-        <w:rPr>
-          <w:color w:val="000000" w:themeColor="text1"/>
-          <w:sz w:val="32"/>
-          <w:szCs w:val="32"/>
-          <w:lang w:val="en-US"/>
-        </w:rPr>
-        <w:t>- you just create the object and it will assign the reference to it by his own</w:t>
-      </w:r>
-    </w:p>
-    <w:p>
-      <w:pPr>
-        <w:rPr>
-          <w:b/>
-          <w:bCs/>
-          <w:color w:val="000000" w:themeColor="text1"/>
-          <w:sz w:val="32"/>
-          <w:szCs w:val="32"/>
-          <w:lang w:val="en-US"/>
-        </w:rPr>
-      </w:pPr>
     </w:p>
     <w:p>
       <w:pPr>
@@ -661,7 +334,6 @@
           <w:szCs w:val="28"/>
           <w:lang w:val="en-US"/>
         </w:rPr>
-        <w:lastRenderedPageBreak/>
         <w:t>Feignclient is a declarative HTTP client provided by spring cloud OpenFeign that allows one microservice to call another microservice easily using java interface, without writing boilerplate REST client code.</w:t>
       </w:r>
     </w:p>
@@ -851,6 +523,7 @@
           <w:szCs w:val="32"/>
           <w:lang w:val="en-US"/>
         </w:rPr>
+        <w:lastRenderedPageBreak/>
         <w:t>JSON Web Token (JWT)</w:t>
       </w:r>
     </w:p>
@@ -870,25 +543,7 @@
           <w:szCs w:val="28"/>
           <w:lang w:val="en-US"/>
         </w:rPr>
-        <w:t xml:space="preserve">Spring boot, a </w:t>
-      </w:r>
-      <w:r>
-        <w:rPr>
-          <w:color w:val="000000" w:themeColor="text1"/>
-          <w:sz w:val="28"/>
-          <w:szCs w:val="28"/>
-          <w:lang w:val="en-US"/>
-        </w:rPr>
-        <w:t xml:space="preserve">Json Web Token </w:t>
-      </w:r>
-      <w:r>
-        <w:rPr>
-          <w:color w:val="000000" w:themeColor="text1"/>
-          <w:sz w:val="28"/>
-          <w:szCs w:val="28"/>
-          <w:lang w:val="en-US"/>
-        </w:rPr>
-        <w:t>(JWT) is used to implement stateless authentication and authorization in modern web applications and APIs.</w:t>
+        <w:t>Spring boot, a Json Web Token (JWT) is used to implement stateless authentication and authorization in modern web applications and APIs.</w:t>
       </w:r>
     </w:p>
     <w:p>
@@ -931,6 +586,1466 @@
           <w:lang w:val="en-US"/>
         </w:rPr>
         <w:t>Json Web Token (JWT) is a stateless authentication mechanism commonly used in spring boot application to securely transmit user identify information between a client and a server.</w:t>
+      </w:r>
+    </w:p>
+    <w:p>
+      <w:pPr>
+        <w:rPr>
+          <w:b/>
+          <w:bCs/>
+          <w:color w:val="000000" w:themeColor="text1"/>
+          <w:sz w:val="32"/>
+          <w:szCs w:val="32"/>
+          <w:lang w:val="en-US"/>
+        </w:rPr>
+      </w:pPr>
+      <w:r>
+        <w:rPr>
+          <w:b/>
+          <w:bCs/>
+          <w:color w:val="000000" w:themeColor="text1"/>
+          <w:sz w:val="32"/>
+          <w:szCs w:val="32"/>
+          <w:lang w:val="en-US"/>
+        </w:rPr>
+        <w:t>Actuator</w:t>
+      </w:r>
+    </w:p>
+    <w:p>
+      <w:pPr>
+        <w:rPr>
+          <w:b/>
+          <w:bCs/>
+          <w:color w:val="000000" w:themeColor="text1"/>
+          <w:sz w:val="32"/>
+          <w:szCs w:val="32"/>
+          <w:lang w:val="en-US"/>
+        </w:rPr>
+      </w:pPr>
+      <w:r>
+        <w:rPr>
+          <w:b/>
+          <w:bCs/>
+          <w:color w:val="000000" w:themeColor="text1"/>
+          <w:sz w:val="32"/>
+          <w:szCs w:val="32"/>
+          <w:lang w:val="en-US"/>
+        </w:rPr>
+        <w:t>What is spring boot actuator?</w:t>
+      </w:r>
+    </w:p>
+    <w:p>
+      <w:pPr>
+        <w:rPr>
+          <w:color w:val="000000" w:themeColor="text1"/>
+          <w:sz w:val="28"/>
+          <w:szCs w:val="28"/>
+          <w:lang w:val="en-US"/>
+        </w:rPr>
+      </w:pPr>
+      <w:r>
+        <w:rPr>
+          <w:color w:val="000000" w:themeColor="text1"/>
+          <w:sz w:val="28"/>
+          <w:szCs w:val="28"/>
+          <w:lang w:val="en-US"/>
+        </w:rPr>
+        <w:t>Spring boot actuator is a ready-made feature in spring boot that helps us monitor and manage our application while it is running.</w:t>
+      </w:r>
+    </w:p>
+    <w:p>
+      <w:pPr>
+        <w:rPr>
+          <w:color w:val="000000" w:themeColor="text1"/>
+          <w:sz w:val="28"/>
+          <w:szCs w:val="28"/>
+          <w:lang w:val="en-US"/>
+        </w:rPr>
+      </w:pPr>
+      <w:r>
+        <w:rPr>
+          <w:color w:val="000000" w:themeColor="text1"/>
+          <w:sz w:val="28"/>
+          <w:szCs w:val="28"/>
+          <w:lang w:val="en-US"/>
+        </w:rPr>
+        <w:t>Actuator tells us “How healthy our application is” and “what is happening inside it”.</w:t>
+      </w:r>
+    </w:p>
+    <w:p>
+      <w:pPr>
+        <w:rPr>
+          <w:color w:val="000000" w:themeColor="text1"/>
+          <w:sz w:val="28"/>
+          <w:szCs w:val="28"/>
+          <w:lang w:val="en-US"/>
+        </w:rPr>
+      </w:pPr>
+    </w:p>
+    <w:p>
+      <w:pPr>
+        <w:rPr>
+          <w:color w:val="000000" w:themeColor="text1"/>
+          <w:sz w:val="28"/>
+          <w:szCs w:val="28"/>
+          <w:lang w:val="en-US"/>
+        </w:rPr>
+      </w:pPr>
+      <w:r>
+        <w:rPr>
+          <w:color w:val="000000" w:themeColor="text1"/>
+          <w:sz w:val="28"/>
+          <w:szCs w:val="28"/>
+          <w:lang w:val="en-US"/>
+        </w:rPr>
+        <w:t>Important Actuator Endpoints (Student Table)</w:t>
+      </w:r>
+    </w:p>
+    <w:p>
+      <w:pPr>
+        <w:rPr>
+          <w:color w:val="000000" w:themeColor="text1"/>
+          <w:sz w:val="28"/>
+          <w:szCs w:val="28"/>
+          <w:lang w:val="en-US"/>
+        </w:rPr>
+      </w:pPr>
+      <w:r>
+        <w:rPr>
+          <w:color w:val="000000" w:themeColor="text1"/>
+          <w:sz w:val="28"/>
+          <w:szCs w:val="28"/>
+          <w:lang w:val="en-US"/>
+        </w:rPr>
+        <w:t>Endpoint</w:t>
+      </w:r>
+      <w:r>
+        <w:rPr>
+          <w:color w:val="000000" w:themeColor="text1"/>
+          <w:sz w:val="28"/>
+          <w:szCs w:val="28"/>
+          <w:lang w:val="en-US"/>
+        </w:rPr>
+        <w:tab/>
+      </w:r>
+      <w:r>
+        <w:rPr>
+          <w:color w:val="000000" w:themeColor="text1"/>
+          <w:sz w:val="28"/>
+          <w:szCs w:val="28"/>
+          <w:lang w:val="en-US"/>
+        </w:rPr>
+        <w:tab/>
+      </w:r>
+      <w:r>
+        <w:rPr>
+          <w:color w:val="000000" w:themeColor="text1"/>
+          <w:sz w:val="28"/>
+          <w:szCs w:val="28"/>
+          <w:lang w:val="en-US"/>
+        </w:rPr>
+        <w:tab/>
+      </w:r>
+      <w:r>
+        <w:rPr>
+          <w:color w:val="000000" w:themeColor="text1"/>
+          <w:sz w:val="28"/>
+          <w:szCs w:val="28"/>
+          <w:lang w:val="en-US"/>
+        </w:rPr>
+        <w:tab/>
+        <w:t>Purpose</w:t>
+      </w:r>
+    </w:p>
+    <w:p>
+      <w:pPr>
+        <w:rPr>
+          <w:color w:val="000000" w:themeColor="text1"/>
+          <w:sz w:val="28"/>
+          <w:szCs w:val="28"/>
+          <w:lang w:val="en-US"/>
+        </w:rPr>
+      </w:pPr>
+      <w:r>
+        <w:rPr>
+          <w:color w:val="000000" w:themeColor="text1"/>
+          <w:sz w:val="28"/>
+          <w:szCs w:val="28"/>
+          <w:lang w:val="en-US"/>
+        </w:rPr>
+        <w:t>/actuator/health</w:t>
+      </w:r>
+      <w:r>
+        <w:rPr>
+          <w:color w:val="000000" w:themeColor="text1"/>
+          <w:sz w:val="28"/>
+          <w:szCs w:val="28"/>
+          <w:lang w:val="en-US"/>
+        </w:rPr>
+        <w:tab/>
+      </w:r>
+      <w:r>
+        <w:rPr>
+          <w:color w:val="000000" w:themeColor="text1"/>
+          <w:sz w:val="28"/>
+          <w:szCs w:val="28"/>
+          <w:lang w:val="en-US"/>
+        </w:rPr>
+        <w:tab/>
+      </w:r>
+      <w:r>
+        <w:rPr>
+          <w:color w:val="000000" w:themeColor="text1"/>
+          <w:sz w:val="28"/>
+          <w:szCs w:val="28"/>
+          <w:lang w:val="en-US"/>
+        </w:rPr>
+        <w:tab/>
+        <w:t>Check our Health</w:t>
+      </w:r>
+    </w:p>
+    <w:p>
+      <w:pPr>
+        <w:rPr>
+          <w:color w:val="000000" w:themeColor="text1"/>
+          <w:sz w:val="28"/>
+          <w:szCs w:val="28"/>
+          <w:lang w:val="en-US"/>
+        </w:rPr>
+      </w:pPr>
+      <w:r>
+        <w:rPr>
+          <w:color w:val="000000" w:themeColor="text1"/>
+          <w:sz w:val="28"/>
+          <w:szCs w:val="28"/>
+          <w:lang w:val="en-US"/>
+        </w:rPr>
+        <w:t>/actuator/info</w:t>
+      </w:r>
+      <w:r>
+        <w:rPr>
+          <w:color w:val="000000" w:themeColor="text1"/>
+          <w:sz w:val="28"/>
+          <w:szCs w:val="28"/>
+          <w:lang w:val="en-US"/>
+        </w:rPr>
+        <w:tab/>
+      </w:r>
+      <w:r>
+        <w:rPr>
+          <w:color w:val="000000" w:themeColor="text1"/>
+          <w:sz w:val="28"/>
+          <w:szCs w:val="28"/>
+          <w:lang w:val="en-US"/>
+        </w:rPr>
+        <w:tab/>
+      </w:r>
+      <w:r>
+        <w:rPr>
+          <w:color w:val="000000" w:themeColor="text1"/>
+          <w:sz w:val="28"/>
+          <w:szCs w:val="28"/>
+          <w:lang w:val="en-US"/>
+        </w:rPr>
+        <w:tab/>
+        <w:t>App information</w:t>
+      </w:r>
+    </w:p>
+    <w:p>
+      <w:pPr>
+        <w:rPr>
+          <w:color w:val="000000" w:themeColor="text1"/>
+          <w:sz w:val="28"/>
+          <w:szCs w:val="28"/>
+          <w:lang w:val="en-US"/>
+        </w:rPr>
+      </w:pPr>
+      <w:r>
+        <w:rPr>
+          <w:color w:val="000000" w:themeColor="text1"/>
+          <w:sz w:val="28"/>
+          <w:szCs w:val="28"/>
+          <w:lang w:val="en-US"/>
+        </w:rPr>
+        <w:t>/actuator/beans</w:t>
+      </w:r>
+      <w:r>
+        <w:rPr>
+          <w:color w:val="000000" w:themeColor="text1"/>
+          <w:sz w:val="28"/>
+          <w:szCs w:val="28"/>
+          <w:lang w:val="en-US"/>
+        </w:rPr>
+        <w:tab/>
+      </w:r>
+      <w:r>
+        <w:rPr>
+          <w:color w:val="000000" w:themeColor="text1"/>
+          <w:sz w:val="28"/>
+          <w:szCs w:val="28"/>
+          <w:lang w:val="en-US"/>
+        </w:rPr>
+        <w:tab/>
+      </w:r>
+      <w:r>
+        <w:rPr>
+          <w:color w:val="000000" w:themeColor="text1"/>
+          <w:sz w:val="28"/>
+          <w:szCs w:val="28"/>
+          <w:lang w:val="en-US"/>
+        </w:rPr>
+        <w:tab/>
+        <w:t>Loaded Spring Bean</w:t>
+      </w:r>
+    </w:p>
+    <w:p>
+      <w:pPr>
+        <w:rPr>
+          <w:color w:val="000000" w:themeColor="text1"/>
+          <w:sz w:val="28"/>
+          <w:szCs w:val="28"/>
+          <w:lang w:val="en-US"/>
+        </w:rPr>
+      </w:pPr>
+      <w:r>
+        <w:rPr>
+          <w:color w:val="000000" w:themeColor="text1"/>
+          <w:sz w:val="28"/>
+          <w:szCs w:val="28"/>
+          <w:lang w:val="en-US"/>
+        </w:rPr>
+        <w:t>/actuator/mappings</w:t>
+      </w:r>
+      <w:r>
+        <w:rPr>
+          <w:color w:val="000000" w:themeColor="text1"/>
+          <w:sz w:val="28"/>
+          <w:szCs w:val="28"/>
+          <w:lang w:val="en-US"/>
+        </w:rPr>
+        <w:tab/>
+      </w:r>
+      <w:r>
+        <w:rPr>
+          <w:color w:val="000000" w:themeColor="text1"/>
+          <w:sz w:val="28"/>
+          <w:szCs w:val="28"/>
+          <w:lang w:val="en-US"/>
+        </w:rPr>
+        <w:tab/>
+        <w:t>All URL mappings</w:t>
+      </w:r>
+    </w:p>
+    <w:p>
+      <w:pPr>
+        <w:rPr>
+          <w:color w:val="000000" w:themeColor="text1"/>
+          <w:sz w:val="28"/>
+          <w:szCs w:val="28"/>
+          <w:lang w:val="en-US"/>
+        </w:rPr>
+      </w:pPr>
+      <w:r>
+        <w:rPr>
+          <w:color w:val="000000" w:themeColor="text1"/>
+          <w:sz w:val="28"/>
+          <w:szCs w:val="28"/>
+          <w:lang w:val="en-US"/>
+        </w:rPr>
+        <w:t>/actuator/env</w:t>
+      </w:r>
+      <w:r>
+        <w:rPr>
+          <w:color w:val="000000" w:themeColor="text1"/>
+          <w:sz w:val="28"/>
+          <w:szCs w:val="28"/>
+          <w:lang w:val="en-US"/>
+        </w:rPr>
+        <w:tab/>
+      </w:r>
+      <w:r>
+        <w:rPr>
+          <w:color w:val="000000" w:themeColor="text1"/>
+          <w:sz w:val="28"/>
+          <w:szCs w:val="28"/>
+          <w:lang w:val="en-US"/>
+        </w:rPr>
+        <w:tab/>
+      </w:r>
+      <w:r>
+        <w:rPr>
+          <w:color w:val="000000" w:themeColor="text1"/>
+          <w:sz w:val="28"/>
+          <w:szCs w:val="28"/>
+          <w:lang w:val="en-US"/>
+        </w:rPr>
+        <w:tab/>
+        <w:t>Environment properties</w:t>
+      </w:r>
+    </w:p>
+    <w:p>
+      <w:pPr>
+        <w:rPr>
+          <w:color w:val="000000" w:themeColor="text1"/>
+          <w:sz w:val="28"/>
+          <w:szCs w:val="28"/>
+          <w:lang w:val="en-US"/>
+        </w:rPr>
+      </w:pPr>
+      <w:r>
+        <w:rPr>
+          <w:color w:val="000000" w:themeColor="text1"/>
+          <w:sz w:val="28"/>
+          <w:szCs w:val="28"/>
+          <w:lang w:val="en-US"/>
+        </w:rPr>
+        <w:t>/actuator/metrics</w:t>
+      </w:r>
+      <w:r>
+        <w:rPr>
+          <w:color w:val="000000" w:themeColor="text1"/>
+          <w:sz w:val="28"/>
+          <w:szCs w:val="28"/>
+          <w:lang w:val="en-US"/>
+        </w:rPr>
+        <w:tab/>
+      </w:r>
+      <w:r>
+        <w:rPr>
+          <w:color w:val="000000" w:themeColor="text1"/>
+          <w:sz w:val="28"/>
+          <w:szCs w:val="28"/>
+          <w:lang w:val="en-US"/>
+        </w:rPr>
+        <w:tab/>
+      </w:r>
+      <w:r>
+        <w:rPr>
+          <w:color w:val="000000" w:themeColor="text1"/>
+          <w:sz w:val="28"/>
+          <w:szCs w:val="28"/>
+          <w:lang w:val="en-US"/>
+        </w:rPr>
+        <w:tab/>
+        <w:t>Memory, CPU, requests</w:t>
+      </w:r>
+    </w:p>
+    <w:p>
+      <w:pPr>
+        <w:rPr>
+          <w:color w:val="000000" w:themeColor="text1"/>
+          <w:sz w:val="28"/>
+          <w:szCs w:val="28"/>
+          <w:lang w:val="en-US"/>
+        </w:rPr>
+      </w:pPr>
+    </w:p>
+    <w:p>
+      <w:pPr>
+        <w:rPr>
+          <w:b/>
+          <w:bCs/>
+          <w:color w:val="000000" w:themeColor="text1"/>
+          <w:sz w:val="32"/>
+          <w:szCs w:val="32"/>
+          <w:lang w:val="en-US"/>
+        </w:rPr>
+      </w:pPr>
+      <w:r>
+        <w:rPr>
+          <w:b/>
+          <w:bCs/>
+          <w:color w:val="000000" w:themeColor="text1"/>
+          <w:sz w:val="32"/>
+          <w:szCs w:val="32"/>
+          <w:lang w:val="en-US"/>
+        </w:rPr>
+        <w:t>Method Security</w:t>
+      </w:r>
+    </w:p>
+    <w:p>
+      <w:pPr>
+        <w:rPr>
+          <w:color w:val="000000" w:themeColor="text1"/>
+          <w:sz w:val="28"/>
+          <w:szCs w:val="28"/>
+          <w:lang w:val="en-US"/>
+        </w:rPr>
+      </w:pPr>
+      <w:r>
+        <w:rPr>
+          <w:color w:val="000000" w:themeColor="text1"/>
+          <w:sz w:val="28"/>
+          <w:szCs w:val="28"/>
+          <w:lang w:val="en-US"/>
+        </w:rPr>
+        <w:tab/>
+        <w:t>@PreAuthorize</w:t>
+      </w:r>
+    </w:p>
+    <w:p>
+      <w:pPr>
+        <w:rPr>
+          <w:color w:val="000000" w:themeColor="text1"/>
+          <w:sz w:val="28"/>
+          <w:szCs w:val="28"/>
+          <w:lang w:val="en-US"/>
+        </w:rPr>
+      </w:pPr>
+      <w:r>
+        <w:rPr>
+          <w:color w:val="000000" w:themeColor="text1"/>
+          <w:sz w:val="28"/>
+          <w:szCs w:val="28"/>
+          <w:lang w:val="en-US"/>
+        </w:rPr>
+        <w:tab/>
+        <w:t>@PostAuthorize</w:t>
+      </w:r>
+    </w:p>
+    <w:p>
+      <w:pPr>
+        <w:rPr>
+          <w:b/>
+          <w:bCs/>
+          <w:color w:val="000000" w:themeColor="text1"/>
+          <w:sz w:val="28"/>
+          <w:szCs w:val="28"/>
+          <w:lang w:val="en-US"/>
+        </w:rPr>
+      </w:pPr>
+      <w:r>
+        <w:rPr>
+          <w:b/>
+          <w:bCs/>
+          <w:color w:val="000000" w:themeColor="text1"/>
+          <w:sz w:val="28"/>
+          <w:szCs w:val="28"/>
+          <w:lang w:val="en-US"/>
+        </w:rPr>
+        <w:t>Annotation</w:t>
+      </w:r>
+      <w:r>
+        <w:rPr>
+          <w:b/>
+          <w:bCs/>
+          <w:color w:val="000000" w:themeColor="text1"/>
+          <w:sz w:val="28"/>
+          <w:szCs w:val="28"/>
+          <w:lang w:val="en-US"/>
+        </w:rPr>
+        <w:tab/>
+      </w:r>
+      <w:r>
+        <w:rPr>
+          <w:b/>
+          <w:bCs/>
+          <w:color w:val="000000" w:themeColor="text1"/>
+          <w:sz w:val="28"/>
+          <w:szCs w:val="28"/>
+          <w:lang w:val="en-US"/>
+        </w:rPr>
+        <w:tab/>
+        <w:t>When Checked</w:t>
+      </w:r>
+      <w:r>
+        <w:rPr>
+          <w:b/>
+          <w:bCs/>
+          <w:color w:val="000000" w:themeColor="text1"/>
+          <w:sz w:val="28"/>
+          <w:szCs w:val="28"/>
+          <w:lang w:val="en-US"/>
+        </w:rPr>
+        <w:tab/>
+        <w:t>Use Case</w:t>
+      </w:r>
+    </w:p>
+    <w:p>
+      <w:pPr>
+        <w:rPr>
+          <w:color w:val="000000" w:themeColor="text1"/>
+          <w:sz w:val="28"/>
+          <w:szCs w:val="28"/>
+          <w:lang w:val="en-US"/>
+        </w:rPr>
+      </w:pPr>
+      <w:r>
+        <w:rPr>
+          <w:color w:val="000000" w:themeColor="text1"/>
+          <w:sz w:val="28"/>
+          <w:szCs w:val="28"/>
+          <w:lang w:val="en-US"/>
+        </w:rPr>
+        <w:lastRenderedPageBreak/>
+        <w:t>@PreAuthorize</w:t>
+      </w:r>
+      <w:r>
+        <w:rPr>
+          <w:color w:val="000000" w:themeColor="text1"/>
+          <w:sz w:val="28"/>
+          <w:szCs w:val="28"/>
+          <w:lang w:val="en-US"/>
+        </w:rPr>
+        <w:tab/>
+        <w:t>Before Method</w:t>
+      </w:r>
+      <w:r>
+        <w:rPr>
+          <w:color w:val="000000" w:themeColor="text1"/>
+          <w:sz w:val="28"/>
+          <w:szCs w:val="28"/>
+          <w:lang w:val="en-US"/>
+        </w:rPr>
+        <w:tab/>
+        <w:t>Role-Based Access</w:t>
+      </w:r>
+    </w:p>
+    <w:p>
+      <w:pPr>
+        <w:rPr>
+          <w:color w:val="000000" w:themeColor="text1"/>
+          <w:sz w:val="28"/>
+          <w:szCs w:val="28"/>
+          <w:lang w:val="en-US"/>
+        </w:rPr>
+      </w:pPr>
+      <w:r>
+        <w:rPr>
+          <w:color w:val="000000" w:themeColor="text1"/>
+          <w:sz w:val="28"/>
+          <w:szCs w:val="28"/>
+          <w:lang w:val="en-US"/>
+        </w:rPr>
+        <w:t>@PostAuthorize</w:t>
+      </w:r>
+      <w:r>
+        <w:rPr>
+          <w:color w:val="000000" w:themeColor="text1"/>
+          <w:sz w:val="28"/>
+          <w:szCs w:val="28"/>
+          <w:lang w:val="en-US"/>
+        </w:rPr>
+        <w:tab/>
+        <w:t>After Method</w:t>
+      </w:r>
+      <w:r>
+        <w:rPr>
+          <w:color w:val="000000" w:themeColor="text1"/>
+          <w:sz w:val="28"/>
+          <w:szCs w:val="28"/>
+          <w:lang w:val="en-US"/>
+        </w:rPr>
+        <w:tab/>
+        <w:t>Data-based Validation</w:t>
+      </w:r>
+    </w:p>
+    <w:p>
+      <w:pPr>
+        <w:rPr>
+          <w:color w:val="000000" w:themeColor="text1"/>
+          <w:sz w:val="28"/>
+          <w:szCs w:val="28"/>
+          <w:lang w:val="en-US"/>
+        </w:rPr>
+      </w:pPr>
+    </w:p>
+    <w:p>
+      <w:pPr>
+        <w:rPr>
+          <w:b/>
+          <w:bCs/>
+          <w:color w:val="000000" w:themeColor="text1"/>
+          <w:sz w:val="32"/>
+          <w:szCs w:val="32"/>
+          <w:lang w:val="en-US"/>
+        </w:rPr>
+      </w:pPr>
+      <w:r>
+        <w:rPr>
+          <w:b/>
+          <w:bCs/>
+          <w:color w:val="000000" w:themeColor="text1"/>
+          <w:sz w:val="32"/>
+          <w:szCs w:val="32"/>
+          <w:lang w:val="en-US"/>
+        </w:rPr>
+        <w:t>CSRF Token</w:t>
+      </w:r>
+    </w:p>
+    <w:p>
+      <w:pPr>
+        <w:rPr>
+          <w:b/>
+          <w:bCs/>
+          <w:color w:val="000000" w:themeColor="text1"/>
+          <w:sz w:val="32"/>
+          <w:szCs w:val="32"/>
+          <w:lang w:val="en-US"/>
+        </w:rPr>
+      </w:pPr>
+      <w:r>
+        <w:rPr>
+          <w:b/>
+          <w:bCs/>
+          <w:color w:val="000000" w:themeColor="text1"/>
+          <w:sz w:val="32"/>
+          <w:szCs w:val="32"/>
+          <w:lang w:val="en-US"/>
+        </w:rPr>
+        <w:t>Circuit Breaker</w:t>
+      </w:r>
+    </w:p>
+    <w:p>
+      <w:pPr>
+        <w:rPr>
+          <w:b/>
+          <w:bCs/>
+          <w:color w:val="000000" w:themeColor="text1"/>
+          <w:sz w:val="32"/>
+          <w:szCs w:val="32"/>
+          <w:lang w:val="en-US"/>
+        </w:rPr>
+      </w:pPr>
+      <w:r>
+        <w:rPr>
+          <w:b/>
+          <w:bCs/>
+          <w:color w:val="000000" w:themeColor="text1"/>
+          <w:sz w:val="32"/>
+          <w:szCs w:val="32"/>
+          <w:lang w:val="en-US"/>
+        </w:rPr>
+        <w:t>What is circuit breaker?</w:t>
+      </w:r>
+    </w:p>
+    <w:p>
+      <w:pPr>
+        <w:rPr>
+          <w:color w:val="000000" w:themeColor="text1"/>
+          <w:sz w:val="28"/>
+          <w:szCs w:val="28"/>
+          <w:lang w:val="en-US"/>
+        </w:rPr>
+      </w:pPr>
+      <w:r>
+        <w:rPr>
+          <w:color w:val="000000" w:themeColor="text1"/>
+          <w:sz w:val="28"/>
+          <w:szCs w:val="28"/>
+          <w:lang w:val="en-US"/>
+        </w:rPr>
+        <w:t>A circuit breaker is a design pattern used in microservices to prevent repeated calls to a failing service and protect the system from cascading failures.</w:t>
+      </w:r>
+    </w:p>
+    <w:p>
+      <w:pPr>
+        <w:rPr>
+          <w:color w:val="000000" w:themeColor="text1"/>
+          <w:sz w:val="28"/>
+          <w:szCs w:val="28"/>
+          <w:lang w:val="en-US"/>
+        </w:rPr>
+      </w:pPr>
+      <w:r>
+        <w:rPr>
+          <w:color w:val="000000" w:themeColor="text1"/>
+          <w:sz w:val="28"/>
+          <w:szCs w:val="28"/>
+          <w:lang w:val="en-US"/>
+        </w:rPr>
+        <w:t>It monitors failures, stops requests when</w:t>
+      </w:r>
+      <w:r>
+        <w:rPr>
+          <w:color w:val="000000" w:themeColor="text1"/>
+          <w:sz w:val="28"/>
+          <w:szCs w:val="28"/>
+          <w:lang w:val="en-US"/>
+        </w:rPr>
+        <w:t xml:space="preserve"> failures exceed a limit, and allows recovery after some time.</w:t>
+      </w:r>
+    </w:p>
+    <w:p>
+      <w:pPr>
+        <w:rPr>
+          <w:color w:val="000000" w:themeColor="text1"/>
+          <w:sz w:val="28"/>
+          <w:szCs w:val="28"/>
+          <w:lang w:val="en-US"/>
+        </w:rPr>
+      </w:pPr>
+      <w:r>
+        <w:rPr>
+          <w:color w:val="000000" w:themeColor="text1"/>
+          <w:sz w:val="28"/>
+          <w:szCs w:val="28"/>
+          <w:lang w:val="en-US"/>
+        </w:rPr>
+        <w:t>Circuit Breaker is a resilience pattern that stops calling a failed or slow service, returns a fallback response, and automatically retries after the service recovers.</w:t>
+      </w:r>
+      <w:r>
+        <w:rPr>
+          <w:color w:val="000000" w:themeColor="text1"/>
+          <w:sz w:val="28"/>
+          <w:szCs w:val="28"/>
+          <w:lang w:val="en-US"/>
+        </w:rPr>
+        <w:t xml:space="preserve"> </w:t>
+      </w:r>
+    </w:p>
+    <w:p>
+      <w:pPr>
+        <w:rPr>
+          <w:color w:val="000000" w:themeColor="text1"/>
+          <w:sz w:val="28"/>
+          <w:szCs w:val="28"/>
+          <w:lang w:val="en-US"/>
+        </w:rPr>
+      </w:pPr>
+    </w:p>
+    <w:p>
+      <w:pPr>
+        <w:rPr>
+          <w:color w:val="000000" w:themeColor="text1"/>
+          <w:sz w:val="28"/>
+          <w:szCs w:val="28"/>
+          <w:lang w:val="en-US"/>
+        </w:rPr>
+      </w:pPr>
+    </w:p>
+    <w:p>
+      <w:pPr>
+        <w:rPr>
+          <w:b/>
+          <w:bCs/>
+          <w:color w:val="000000" w:themeColor="text1"/>
+          <w:sz w:val="28"/>
+          <w:szCs w:val="28"/>
+          <w:lang w:val="en-US"/>
+        </w:rPr>
+      </w:pPr>
+      <w:r>
+        <w:rPr>
+          <w:b/>
+          <w:bCs/>
+          <w:color w:val="000000" w:themeColor="text1"/>
+          <w:sz w:val="28"/>
+          <w:szCs w:val="28"/>
+          <w:lang w:val="en-US"/>
+        </w:rPr>
+        <w:t>Why Circuit Breaker is Needed?</w:t>
+      </w:r>
+    </w:p>
+    <w:p>
+      <w:pPr>
+        <w:rPr>
+          <w:color w:val="000000" w:themeColor="text1"/>
+          <w:sz w:val="28"/>
+          <w:szCs w:val="28"/>
+          <w:lang w:val="en-US"/>
+        </w:rPr>
+      </w:pPr>
+      <w:r>
+        <w:rPr>
+          <w:color w:val="000000" w:themeColor="text1"/>
+          <w:sz w:val="28"/>
+          <w:szCs w:val="28"/>
+          <w:lang w:val="en-US"/>
+        </w:rPr>
+        <w:t>Without it:</w:t>
+      </w:r>
+    </w:p>
+    <w:p>
+      <w:pPr>
+        <w:rPr>
+          <w:color w:val="000000" w:themeColor="text1"/>
+          <w:sz w:val="28"/>
+          <w:szCs w:val="28"/>
+          <w:lang w:val="en-US"/>
+        </w:rPr>
+      </w:pPr>
+      <w:r>
+        <w:rPr>
+          <w:color w:val="000000" w:themeColor="text1"/>
+          <w:sz w:val="28"/>
+          <w:szCs w:val="28"/>
+          <w:lang w:val="en-US"/>
+        </w:rPr>
+        <w:tab/>
+        <w:t>Slow response</w:t>
+      </w:r>
+    </w:p>
+    <w:p>
+      <w:pPr>
+        <w:rPr>
+          <w:color w:val="000000" w:themeColor="text1"/>
+          <w:sz w:val="28"/>
+          <w:szCs w:val="28"/>
+          <w:lang w:val="en-US"/>
+        </w:rPr>
+      </w:pPr>
+      <w:r>
+        <w:rPr>
+          <w:color w:val="000000" w:themeColor="text1"/>
+          <w:sz w:val="28"/>
+          <w:szCs w:val="28"/>
+          <w:lang w:val="en-US"/>
+        </w:rPr>
+        <w:tab/>
+        <w:t>Cascading failures</w:t>
+      </w:r>
+    </w:p>
+    <w:p>
+      <w:pPr>
+        <w:rPr>
+          <w:color w:val="000000" w:themeColor="text1"/>
+          <w:sz w:val="28"/>
+          <w:szCs w:val="28"/>
+          <w:lang w:val="en-US"/>
+        </w:rPr>
+      </w:pPr>
+      <w:r>
+        <w:rPr>
+          <w:color w:val="000000" w:themeColor="text1"/>
+          <w:sz w:val="28"/>
+          <w:szCs w:val="28"/>
+          <w:lang w:val="en-US"/>
+        </w:rPr>
+        <w:tab/>
+        <w:t>Application crash</w:t>
+      </w:r>
+    </w:p>
+    <w:p>
+      <w:pPr>
+        <w:rPr>
+          <w:color w:val="000000" w:themeColor="text1"/>
+          <w:sz w:val="28"/>
+          <w:szCs w:val="28"/>
+          <w:lang w:val="en-US"/>
+        </w:rPr>
+      </w:pPr>
+      <w:r>
+        <w:rPr>
+          <w:b/>
+          <w:bCs/>
+          <w:color w:val="000000" w:themeColor="text1"/>
+          <w:sz w:val="28"/>
+          <w:szCs w:val="28"/>
+          <w:lang w:val="en-US"/>
+        </w:rPr>
+        <w:t>Implementation of circuit breaker is</w:t>
+      </w:r>
+      <w:r>
+        <w:rPr>
+          <w:color w:val="000000" w:themeColor="text1"/>
+          <w:sz w:val="28"/>
+          <w:szCs w:val="28"/>
+          <w:lang w:val="en-US"/>
+        </w:rPr>
+        <w:t>: - Resilience4j</w:t>
+      </w:r>
+    </w:p>
+    <w:p>
+      <w:pPr>
+        <w:rPr>
+          <w:color w:val="000000" w:themeColor="text1"/>
+          <w:sz w:val="28"/>
+          <w:szCs w:val="28"/>
+          <w:lang w:val="en-US"/>
+        </w:rPr>
+      </w:pPr>
+      <w:r>
+        <w:rPr>
+          <w:b/>
+          <w:bCs/>
+          <w:color w:val="000000" w:themeColor="text1"/>
+          <w:sz w:val="28"/>
+          <w:szCs w:val="28"/>
+          <w:lang w:val="en-US"/>
+        </w:rPr>
+        <w:t xml:space="preserve">Resilience4j: - </w:t>
+      </w:r>
+      <w:r>
+        <w:rPr>
+          <w:color w:val="000000" w:themeColor="text1"/>
+          <w:sz w:val="28"/>
+          <w:szCs w:val="28"/>
+          <w:lang w:val="en-US"/>
+        </w:rPr>
+        <w:t>it is a lightweight fault-tolerance (resilience) library for java, mainly used in microservice to handle failures gracefully and keep applications stable.</w:t>
+      </w:r>
+    </w:p>
+    <w:p>
+      <w:pPr>
+        <w:rPr>
+          <w:color w:val="000000" w:themeColor="text1"/>
+          <w:sz w:val="28"/>
+          <w:szCs w:val="28"/>
+          <w:lang w:val="en-US"/>
+        </w:rPr>
+      </w:pPr>
+    </w:p>
+    <w:p>
+      <w:pPr>
+        <w:rPr>
+          <w:color w:val="000000" w:themeColor="text1"/>
+          <w:sz w:val="28"/>
+          <w:szCs w:val="28"/>
+          <w:lang w:val="en-US"/>
+        </w:rPr>
+      </w:pPr>
+      <w:r>
+        <w:rPr>
+          <w:color w:val="000000" w:themeColor="text1"/>
+          <w:sz w:val="28"/>
+          <w:szCs w:val="28"/>
+          <w:lang w:val="en-US"/>
+        </w:rPr>
+        <w:t>Resilience4j helps java microservices remain stable by handling failures using proven resilience patterns.</w:t>
+      </w:r>
+    </w:p>
+    <w:p>
+      <w:pPr>
+        <w:rPr>
+          <w:b/>
+          <w:bCs/>
+          <w:color w:val="000000" w:themeColor="text1"/>
+          <w:sz w:val="28"/>
+          <w:szCs w:val="28"/>
+          <w:lang w:val="en-US"/>
+        </w:rPr>
+      </w:pPr>
+      <w:r>
+        <w:rPr>
+          <w:b/>
+          <w:bCs/>
+          <w:color w:val="000000" w:themeColor="text1"/>
+          <w:sz w:val="28"/>
+          <w:szCs w:val="28"/>
+          <w:lang w:val="en-US"/>
+        </w:rPr>
+        <w:t>Resilience4j</w:t>
+      </w:r>
+      <w:r>
+        <w:rPr>
+          <w:b/>
+          <w:bCs/>
+          <w:color w:val="000000" w:themeColor="text1"/>
+          <w:sz w:val="28"/>
+          <w:szCs w:val="28"/>
+          <w:lang w:val="en-US"/>
+        </w:rPr>
+        <w:tab/>
+      </w:r>
+      <w:r>
+        <w:rPr>
+          <w:b/>
+          <w:bCs/>
+          <w:color w:val="000000" w:themeColor="text1"/>
+          <w:sz w:val="28"/>
+          <w:szCs w:val="28"/>
+          <w:lang w:val="en-US"/>
+        </w:rPr>
+        <w:tab/>
+      </w:r>
+      <w:r>
+        <w:rPr>
+          <w:b/>
+          <w:bCs/>
+          <w:color w:val="000000" w:themeColor="text1"/>
+          <w:sz w:val="28"/>
+          <w:szCs w:val="28"/>
+          <w:lang w:val="en-US"/>
+        </w:rPr>
+        <w:tab/>
+        <w:t>vs</w:t>
+      </w:r>
+      <w:r>
+        <w:rPr>
+          <w:b/>
+          <w:bCs/>
+          <w:color w:val="000000" w:themeColor="text1"/>
+          <w:sz w:val="28"/>
+          <w:szCs w:val="28"/>
+          <w:lang w:val="en-US"/>
+        </w:rPr>
+        <w:tab/>
+      </w:r>
+      <w:r>
+        <w:rPr>
+          <w:b/>
+          <w:bCs/>
+          <w:color w:val="000000" w:themeColor="text1"/>
+          <w:sz w:val="28"/>
+          <w:szCs w:val="28"/>
+          <w:lang w:val="en-US"/>
+        </w:rPr>
+        <w:tab/>
+        <w:t>Hystrix</w:t>
+      </w:r>
+    </w:p>
+    <w:p>
+      <w:pPr>
+        <w:rPr>
+          <w:color w:val="000000" w:themeColor="text1"/>
+          <w:sz w:val="28"/>
+          <w:szCs w:val="28"/>
+          <w:lang w:val="en-US"/>
+        </w:rPr>
+      </w:pPr>
+      <w:r>
+        <w:rPr>
+          <w:color w:val="000000" w:themeColor="text1"/>
+          <w:sz w:val="28"/>
+          <w:szCs w:val="28"/>
+          <w:lang w:val="en-US"/>
+        </w:rPr>
+        <w:t>Resilience4j</w:t>
+      </w:r>
+      <w:r>
+        <w:rPr>
+          <w:color w:val="000000" w:themeColor="text1"/>
+          <w:sz w:val="28"/>
+          <w:szCs w:val="28"/>
+          <w:lang w:val="en-US"/>
+        </w:rPr>
+        <w:tab/>
+      </w:r>
+      <w:r>
+        <w:rPr>
+          <w:color w:val="000000" w:themeColor="text1"/>
+          <w:sz w:val="28"/>
+          <w:szCs w:val="28"/>
+          <w:lang w:val="en-US"/>
+        </w:rPr>
+        <w:tab/>
+      </w:r>
+      <w:r>
+        <w:rPr>
+          <w:color w:val="000000" w:themeColor="text1"/>
+          <w:sz w:val="28"/>
+          <w:szCs w:val="28"/>
+          <w:lang w:val="en-US"/>
+        </w:rPr>
+        <w:tab/>
+      </w:r>
+      <w:r>
+        <w:rPr>
+          <w:color w:val="000000" w:themeColor="text1"/>
+          <w:sz w:val="28"/>
+          <w:szCs w:val="28"/>
+          <w:lang w:val="en-US"/>
+        </w:rPr>
+        <w:tab/>
+      </w:r>
+      <w:r>
+        <w:rPr>
+          <w:color w:val="000000" w:themeColor="text1"/>
+          <w:sz w:val="28"/>
+          <w:szCs w:val="28"/>
+          <w:lang w:val="en-US"/>
+        </w:rPr>
+        <w:tab/>
+        <w:t>Hystrix</w:t>
+      </w:r>
+    </w:p>
+    <w:p>
+      <w:pPr>
+        <w:rPr>
+          <w:color w:val="000000" w:themeColor="text1"/>
+          <w:sz w:val="28"/>
+          <w:szCs w:val="28"/>
+          <w:lang w:val="en-US"/>
+        </w:rPr>
+      </w:pPr>
+      <w:r>
+        <w:rPr>
+          <w:color w:val="000000" w:themeColor="text1"/>
+          <w:sz w:val="28"/>
+          <w:szCs w:val="28"/>
+          <w:lang w:val="en-US"/>
+        </w:rPr>
+        <w:lastRenderedPageBreak/>
+        <w:t>Actively maintained</w:t>
+      </w:r>
+      <w:r>
+        <w:rPr>
+          <w:color w:val="000000" w:themeColor="text1"/>
+          <w:sz w:val="28"/>
+          <w:szCs w:val="28"/>
+          <w:lang w:val="en-US"/>
+        </w:rPr>
+        <w:tab/>
+      </w:r>
+      <w:r>
+        <w:rPr>
+          <w:color w:val="000000" w:themeColor="text1"/>
+          <w:sz w:val="28"/>
+          <w:szCs w:val="28"/>
+          <w:lang w:val="en-US"/>
+        </w:rPr>
+        <w:tab/>
+      </w:r>
+      <w:r>
+        <w:rPr>
+          <w:color w:val="000000" w:themeColor="text1"/>
+          <w:sz w:val="28"/>
+          <w:szCs w:val="28"/>
+          <w:lang w:val="en-US"/>
+        </w:rPr>
+        <w:tab/>
+        <w:t>Deprecated</w:t>
+      </w:r>
+    </w:p>
+    <w:p>
+      <w:pPr>
+        <w:rPr>
+          <w:color w:val="000000" w:themeColor="text1"/>
+          <w:sz w:val="28"/>
+          <w:szCs w:val="28"/>
+          <w:lang w:val="en-US"/>
+        </w:rPr>
+      </w:pPr>
+      <w:r>
+        <w:rPr>
+          <w:color w:val="000000" w:themeColor="text1"/>
+          <w:sz w:val="28"/>
+          <w:szCs w:val="28"/>
+          <w:lang w:val="en-US"/>
+        </w:rPr>
+        <w:t>Lightweight</w:t>
+      </w:r>
+      <w:r>
+        <w:rPr>
+          <w:color w:val="000000" w:themeColor="text1"/>
+          <w:sz w:val="28"/>
+          <w:szCs w:val="28"/>
+          <w:lang w:val="en-US"/>
+        </w:rPr>
+        <w:tab/>
+      </w:r>
+      <w:r>
+        <w:rPr>
+          <w:color w:val="000000" w:themeColor="text1"/>
+          <w:sz w:val="28"/>
+          <w:szCs w:val="28"/>
+          <w:lang w:val="en-US"/>
+        </w:rPr>
+        <w:tab/>
+      </w:r>
+      <w:r>
+        <w:rPr>
+          <w:color w:val="000000" w:themeColor="text1"/>
+          <w:sz w:val="28"/>
+          <w:szCs w:val="28"/>
+          <w:lang w:val="en-US"/>
+        </w:rPr>
+        <w:tab/>
+      </w:r>
+      <w:r>
+        <w:rPr>
+          <w:color w:val="000000" w:themeColor="text1"/>
+          <w:sz w:val="28"/>
+          <w:szCs w:val="28"/>
+          <w:lang w:val="en-US"/>
+        </w:rPr>
+        <w:tab/>
+      </w:r>
+      <w:r>
+        <w:rPr>
+          <w:color w:val="000000" w:themeColor="text1"/>
+          <w:sz w:val="28"/>
+          <w:szCs w:val="28"/>
+          <w:lang w:val="en-US"/>
+        </w:rPr>
+        <w:tab/>
+        <w:t>Heavy</w:t>
+      </w:r>
+    </w:p>
+    <w:p>
+      <w:pPr>
+        <w:rPr>
+          <w:color w:val="000000" w:themeColor="text1"/>
+          <w:sz w:val="28"/>
+          <w:szCs w:val="28"/>
+          <w:lang w:val="en-US"/>
+        </w:rPr>
+      </w:pPr>
+      <w:r>
+        <w:rPr>
+          <w:color w:val="000000" w:themeColor="text1"/>
+          <w:sz w:val="28"/>
+          <w:szCs w:val="28"/>
+          <w:lang w:val="en-US"/>
+        </w:rPr>
+        <w:t>Java 8+ functional</w:t>
+      </w:r>
+      <w:r>
+        <w:rPr>
+          <w:color w:val="000000" w:themeColor="text1"/>
+          <w:sz w:val="28"/>
+          <w:szCs w:val="28"/>
+          <w:lang w:val="en-US"/>
+        </w:rPr>
+        <w:tab/>
+      </w:r>
+      <w:r>
+        <w:rPr>
+          <w:color w:val="000000" w:themeColor="text1"/>
+          <w:sz w:val="28"/>
+          <w:szCs w:val="28"/>
+          <w:lang w:val="en-US"/>
+        </w:rPr>
+        <w:tab/>
+      </w:r>
+      <w:r>
+        <w:rPr>
+          <w:color w:val="000000" w:themeColor="text1"/>
+          <w:sz w:val="28"/>
+          <w:szCs w:val="28"/>
+          <w:lang w:val="en-US"/>
+        </w:rPr>
+        <w:tab/>
+      </w:r>
+      <w:r>
+        <w:rPr>
+          <w:color w:val="000000" w:themeColor="text1"/>
+          <w:sz w:val="28"/>
+          <w:szCs w:val="28"/>
+          <w:lang w:val="en-US"/>
+        </w:rPr>
+        <w:tab/>
+        <w:t>Thread-based</w:t>
+      </w:r>
+    </w:p>
+    <w:p>
+      <w:pPr>
+        <w:rPr>
+          <w:color w:val="000000" w:themeColor="text1"/>
+          <w:sz w:val="28"/>
+          <w:szCs w:val="28"/>
+          <w:lang w:val="en-US"/>
+        </w:rPr>
+      </w:pPr>
+      <w:r>
+        <w:rPr>
+          <w:color w:val="000000" w:themeColor="text1"/>
+          <w:sz w:val="28"/>
+          <w:szCs w:val="28"/>
+          <w:lang w:val="en-US"/>
+        </w:rPr>
+        <w:t>Spring Boot 3 compatible</w:t>
+      </w:r>
+      <w:r>
+        <w:rPr>
+          <w:color w:val="000000" w:themeColor="text1"/>
+          <w:sz w:val="28"/>
+          <w:szCs w:val="28"/>
+          <w:lang w:val="en-US"/>
+        </w:rPr>
+        <w:tab/>
+      </w:r>
+      <w:r>
+        <w:rPr>
+          <w:color w:val="000000" w:themeColor="text1"/>
+          <w:sz w:val="28"/>
+          <w:szCs w:val="28"/>
+          <w:lang w:val="en-US"/>
+        </w:rPr>
+        <w:tab/>
+      </w:r>
+      <w:r>
+        <w:rPr>
+          <w:color w:val="000000" w:themeColor="text1"/>
+          <w:sz w:val="28"/>
+          <w:szCs w:val="28"/>
+          <w:lang w:val="en-US"/>
+        </w:rPr>
+        <w:tab/>
+        <w:t>not supported</w:t>
+      </w:r>
+    </w:p>
+    <w:p>
+      <w:pPr>
+        <w:rPr>
+          <w:color w:val="000000" w:themeColor="text1"/>
+          <w:sz w:val="28"/>
+          <w:szCs w:val="28"/>
+          <w:lang w:val="en-US"/>
+        </w:rPr>
+      </w:pPr>
+    </w:p>
+    <w:p>
+      <w:pPr>
+        <w:rPr>
+          <w:b/>
+          <w:bCs/>
+          <w:color w:val="000000" w:themeColor="text1"/>
+          <w:sz w:val="32"/>
+          <w:szCs w:val="32"/>
+          <w:lang w:val="en-US"/>
+        </w:rPr>
+      </w:pPr>
+      <w:r>
+        <w:rPr>
+          <w:b/>
+          <w:bCs/>
+          <w:color w:val="000000" w:themeColor="text1"/>
+          <w:sz w:val="32"/>
+          <w:szCs w:val="32"/>
+          <w:lang w:val="en-US"/>
+        </w:rPr>
+        <w:t>RabbitMQ</w:t>
+      </w:r>
+    </w:p>
+    <w:p>
+      <w:pPr>
+        <w:rPr>
+          <w:color w:val="000000" w:themeColor="text1"/>
+          <w:sz w:val="28"/>
+          <w:szCs w:val="28"/>
+          <w:lang w:val="en-US"/>
+        </w:rPr>
+      </w:pPr>
+      <w:r>
+        <w:rPr>
+          <w:color w:val="000000" w:themeColor="text1"/>
+          <w:sz w:val="28"/>
+          <w:szCs w:val="28"/>
+          <w:lang w:val="en-US"/>
+        </w:rPr>
+        <w:t>RabbitMQ JMS is an implementation of the java message service (JMS) API that allows java applications to use RabbitMQ as a message broker. It acts as a bridge, enabling developers to use standard JMS interfaces to send/receive message through RabbitMQ’s AMQP-based infrastructure.</w:t>
+      </w:r>
+    </w:p>
+    <w:p>
+      <w:pPr>
+        <w:rPr>
+          <w:color w:val="000000" w:themeColor="text1"/>
+          <w:sz w:val="28"/>
+          <w:szCs w:val="28"/>
+          <w:lang w:val="en-US"/>
+        </w:rPr>
+      </w:pPr>
+      <w:r>
+        <w:rPr>
+          <w:b/>
+          <w:bCs/>
+          <w:color w:val="000000" w:themeColor="text1"/>
+          <w:sz w:val="28"/>
+          <w:szCs w:val="28"/>
+          <w:lang w:val="en-US"/>
+        </w:rPr>
+        <w:t>Implementation of RabbitMQ</w:t>
+      </w:r>
+      <w:r>
+        <w:rPr>
+          <w:color w:val="000000" w:themeColor="text1"/>
+          <w:sz w:val="28"/>
+          <w:szCs w:val="28"/>
+          <w:lang w:val="en-US"/>
+        </w:rPr>
+        <w:t>: - AMQP infrastructure</w:t>
       </w:r>
     </w:p>
     <w:sectPr>

--- a/Sprint1-Evaluation-KushagraVarshney.docx
+++ b/Sprint1-Evaluation-KushagraVarshney.docx
@@ -2046,6 +2046,111 @@
           <w:lang w:val="en-US"/>
         </w:rPr>
         <w:t>: - AMQP infrastructure</w:t>
+      </w:r>
+    </w:p>
+    <w:p>
+      <w:pPr>
+        <w:rPr>
+          <w:color w:val="000000" w:themeColor="text1"/>
+          <w:sz w:val="28"/>
+          <w:szCs w:val="28"/>
+          <w:lang w:val="en-US"/>
+        </w:rPr>
+      </w:pPr>
+    </w:p>
+    <w:p>
+      <w:pPr>
+        <w:rPr>
+          <w:color w:val="000000" w:themeColor="text1"/>
+          <w:sz w:val="28"/>
+          <w:szCs w:val="28"/>
+          <w:lang w:val="en-US"/>
+        </w:rPr>
+      </w:pPr>
+      <w:r>
+        <w:rPr>
+          <w:color w:val="000000" w:themeColor="text1"/>
+          <w:sz w:val="28"/>
+          <w:szCs w:val="28"/>
+          <w:lang w:val="en-US"/>
+        </w:rPr>
+        <w:t>Secrets and config management</w:t>
+      </w:r>
+    </w:p>
+    <w:p>
+      <w:pPr>
+        <w:rPr>
+          <w:color w:val="000000" w:themeColor="text1"/>
+          <w:sz w:val="28"/>
+          <w:szCs w:val="28"/>
+          <w:lang w:val="en-US"/>
+        </w:rPr>
+      </w:pPr>
+      <w:r>
+        <w:rPr>
+          <w:color w:val="000000" w:themeColor="text1"/>
+          <w:sz w:val="28"/>
+          <w:szCs w:val="28"/>
+          <w:lang w:val="en-US"/>
+        </w:rPr>
+        <w:t>Containers and deployment</w:t>
+      </w:r>
+    </w:p>
+    <w:p>
+      <w:pPr>
+        <w:rPr>
+          <w:color w:val="000000" w:themeColor="text1"/>
+          <w:sz w:val="28"/>
+          <w:szCs w:val="28"/>
+          <w:lang w:val="en-US"/>
+        </w:rPr>
+      </w:pPr>
+      <w:r>
+        <w:rPr>
+          <w:color w:val="000000" w:themeColor="text1"/>
+          <w:sz w:val="28"/>
+          <w:szCs w:val="28"/>
+          <w:lang w:val="en-US"/>
+        </w:rPr>
+        <w:t>Blue/green and canary</w:t>
+      </w:r>
+    </w:p>
+    <w:p>
+      <w:pPr>
+        <w:rPr>
+          <w:color w:val="000000" w:themeColor="text1"/>
+          <w:sz w:val="28"/>
+          <w:szCs w:val="28"/>
+          <w:lang w:val="en-US"/>
+        </w:rPr>
+      </w:pPr>
+      <w:r>
+        <w:rPr>
+          <w:color w:val="000000" w:themeColor="text1"/>
+          <w:sz w:val="28"/>
+          <w:szCs w:val="28"/>
+          <w:lang w:val="en-US"/>
+        </w:rPr>
+        <w:t>Best practice and anti-patterns</w:t>
+      </w:r>
+    </w:p>
+    <w:p>
+      <w:pPr>
+        <w:rPr>
+          <w:color w:val="EE0000"/>
+          <w:sz w:val="28"/>
+          <w:szCs w:val="28"/>
+          <w:lang w:val="en-US"/>
+        </w:rPr>
+      </w:pPr>
+      <w:r>
+        <w:rPr>
+          <w:color w:val="000000" w:themeColor="text1"/>
+          <w:sz w:val="28"/>
+          <w:szCs w:val="28"/>
+          <w:lang w:val="en-US"/>
+        </w:rPr>
+        <w:t>Version control system (git)</w:t>
       </w:r>
     </w:p>
     <w:sectPr>

--- a/Sprint1-Evaluation-KushagraVarshney.docx
+++ b/Sprint1-Evaluation-KushagraVarshney.docx
@@ -99,6 +99,7 @@
           <w:lang w:val="en-US"/>
         </w:rPr>
       </w:pPr>
+      <w:proofErr w:type="spellStart"/>
       <w:r>
         <w:rPr>
           <w:color w:val="000000" w:themeColor="text1"/>
@@ -108,6 +109,7 @@
         </w:rPr>
         <w:t>OkHttp</w:t>
       </w:r>
+      <w:proofErr w:type="spellEnd"/>
     </w:p>
     <w:p>
       <w:pPr>
@@ -196,7 +198,25 @@
           <w:szCs w:val="24"/>
           <w:lang w:val="en-US"/>
         </w:rPr>
-        <w:t>While OkHttp is a powerful Http client,</w:t>
+        <w:t xml:space="preserve">While </w:t>
+      </w:r>
+      <w:proofErr w:type="spellStart"/>
+      <w:r>
+        <w:rPr>
+          <w:sz w:val="24"/>
+          <w:szCs w:val="24"/>
+          <w:lang w:val="en-US"/>
+        </w:rPr>
+        <w:t>OkHttp</w:t>
+      </w:r>
+      <w:proofErr w:type="spellEnd"/>
+      <w:r>
+        <w:rPr>
+          <w:sz w:val="24"/>
+          <w:szCs w:val="24"/>
+          <w:lang w:val="en-US"/>
+        </w:rPr>
+        <w:t xml:space="preserve"> is a powerful Http client,</w:t>
       </w:r>
     </w:p>
     <w:p>
@@ -2061,14 +2081,18 @@
     <w:p>
       <w:pPr>
         <w:rPr>
-          <w:color w:val="000000" w:themeColor="text1"/>
-          <w:sz w:val="28"/>
-          <w:szCs w:val="28"/>
-          <w:lang w:val="en-US"/>
-        </w:rPr>
-      </w:pPr>
-      <w:r>
-        <w:rPr>
+          <w:b/>
+          <w:bCs/>
+          <w:color w:val="000000" w:themeColor="text1"/>
+          <w:sz w:val="28"/>
+          <w:szCs w:val="28"/>
+          <w:lang w:val="en-US"/>
+        </w:rPr>
+      </w:pPr>
+      <w:r>
+        <w:rPr>
+          <w:b/>
+          <w:bCs/>
           <w:color w:val="000000" w:themeColor="text1"/>
           <w:sz w:val="28"/>
           <w:szCs w:val="28"/>
@@ -2080,14 +2104,18 @@
     <w:p>
       <w:pPr>
         <w:rPr>
-          <w:color w:val="000000" w:themeColor="text1"/>
-          <w:sz w:val="28"/>
-          <w:szCs w:val="28"/>
-          <w:lang w:val="en-US"/>
-        </w:rPr>
-      </w:pPr>
-      <w:r>
-        <w:rPr>
+          <w:b/>
+          <w:bCs/>
+          <w:color w:val="000000" w:themeColor="text1"/>
+          <w:sz w:val="28"/>
+          <w:szCs w:val="28"/>
+          <w:lang w:val="en-US"/>
+        </w:rPr>
+      </w:pPr>
+      <w:r>
+        <w:rPr>
+          <w:b/>
+          <w:bCs/>
           <w:color w:val="000000" w:themeColor="text1"/>
           <w:sz w:val="28"/>
           <w:szCs w:val="28"/>
@@ -2099,14 +2127,18 @@
     <w:p>
       <w:pPr>
         <w:rPr>
-          <w:color w:val="000000" w:themeColor="text1"/>
-          <w:sz w:val="28"/>
-          <w:szCs w:val="28"/>
-          <w:lang w:val="en-US"/>
-        </w:rPr>
-      </w:pPr>
-      <w:r>
-        <w:rPr>
+          <w:b/>
+          <w:bCs/>
+          <w:color w:val="000000" w:themeColor="text1"/>
+          <w:sz w:val="28"/>
+          <w:szCs w:val="28"/>
+          <w:lang w:val="en-US"/>
+        </w:rPr>
+      </w:pPr>
+      <w:r>
+        <w:rPr>
+          <w:b/>
+          <w:bCs/>
           <w:color w:val="000000" w:themeColor="text1"/>
           <w:sz w:val="28"/>
           <w:szCs w:val="28"/>
@@ -2118,14 +2150,18 @@
     <w:p>
       <w:pPr>
         <w:rPr>
-          <w:color w:val="000000" w:themeColor="text1"/>
-          <w:sz w:val="28"/>
-          <w:szCs w:val="28"/>
-          <w:lang w:val="en-US"/>
-        </w:rPr>
-      </w:pPr>
-      <w:r>
-        <w:rPr>
+          <w:b/>
+          <w:bCs/>
+          <w:color w:val="000000" w:themeColor="text1"/>
+          <w:sz w:val="28"/>
+          <w:szCs w:val="28"/>
+          <w:lang w:val="en-US"/>
+        </w:rPr>
+      </w:pPr>
+      <w:r>
+        <w:rPr>
+          <w:b/>
+          <w:bCs/>
           <w:color w:val="000000" w:themeColor="text1"/>
           <w:sz w:val="28"/>
           <w:szCs w:val="28"/>
@@ -2137,6 +2173,104 @@
     <w:p>
       <w:pPr>
         <w:rPr>
+          <w:b/>
+          <w:bCs/>
+          <w:color w:val="000000" w:themeColor="text1"/>
+          <w:sz w:val="28"/>
+          <w:szCs w:val="28"/>
+          <w:lang w:val="en-US"/>
+        </w:rPr>
+      </w:pPr>
+      <w:r>
+        <w:rPr>
+          <w:b/>
+          <w:bCs/>
+          <w:color w:val="000000" w:themeColor="text1"/>
+          <w:sz w:val="28"/>
+          <w:szCs w:val="28"/>
+          <w:lang w:val="en-US"/>
+        </w:rPr>
+        <w:t>Version control system (git)</w:t>
+      </w:r>
+    </w:p>
+    <w:p>
+      <w:pPr>
+        <w:rPr>
+          <w:color w:val="000000" w:themeColor="text1"/>
+          <w:sz w:val="28"/>
+          <w:szCs w:val="28"/>
+          <w:lang w:val="en-US"/>
+        </w:rPr>
+      </w:pPr>
+    </w:p>
+    <w:p>
+      <w:pPr>
+        <w:rPr>
+          <w:color w:val="000000" w:themeColor="text1"/>
+          <w:sz w:val="28"/>
+          <w:szCs w:val="28"/>
+          <w:lang w:val="en-US"/>
+        </w:rPr>
+      </w:pPr>
+      <w:r>
+        <w:rPr>
+          <w:b/>
+          <w:bCs/>
+          <w:color w:val="000000" w:themeColor="text1"/>
+          <w:sz w:val="28"/>
+          <w:szCs w:val="28"/>
+          <w:lang w:val="en-US"/>
+        </w:rPr>
+        <w:t>Docker</w:t>
+      </w:r>
+      <w:r>
+        <w:rPr>
+          <w:b/>
+          <w:bCs/>
+          <w:color w:val="000000" w:themeColor="text1"/>
+          <w:sz w:val="28"/>
+          <w:szCs w:val="28"/>
+          <w:lang w:val="en-US"/>
+        </w:rPr>
+        <w:t xml:space="preserve"> :- </w:t>
+      </w:r>
+    </w:p>
+    <w:p>
+      <w:pPr>
+        <w:rPr>
+          <w:color w:val="000000" w:themeColor="text1"/>
+          <w:sz w:val="28"/>
+          <w:szCs w:val="28"/>
+          <w:lang w:val="en-US"/>
+        </w:rPr>
+      </w:pPr>
+    </w:p>
+    <w:p>
+      <w:pPr>
+        <w:rPr>
+          <w:b/>
+          <w:bCs/>
+          <w:color w:val="000000" w:themeColor="text1"/>
+          <w:sz w:val="28"/>
+          <w:szCs w:val="28"/>
+          <w:lang w:val="en-US"/>
+        </w:rPr>
+      </w:pPr>
+      <w:r>
+        <w:rPr>
+          <w:b/>
+          <w:bCs/>
+          <w:color w:val="000000" w:themeColor="text1"/>
+          <w:sz w:val="28"/>
+          <w:szCs w:val="28"/>
+          <w:lang w:val="en-US"/>
+        </w:rPr>
+        <w:t>Docker images</w:t>
+      </w:r>
+    </w:p>
+    <w:p>
+      <w:pPr>
+        <w:rPr>
           <w:color w:val="EE0000"/>
           <w:sz w:val="28"/>
           <w:szCs w:val="28"/>
@@ -2145,12 +2279,14 @@
       </w:pPr>
       <w:r>
         <w:rPr>
-          <w:color w:val="000000" w:themeColor="text1"/>
-          <w:sz w:val="28"/>
-          <w:szCs w:val="28"/>
-          <w:lang w:val="en-US"/>
-        </w:rPr>
-        <w:t>Version control system (git)</w:t>
+          <w:b/>
+          <w:bCs/>
+          <w:color w:val="000000" w:themeColor="text1"/>
+          <w:sz w:val="28"/>
+          <w:szCs w:val="28"/>
+          <w:lang w:val="en-US"/>
+        </w:rPr>
+        <w:t>Docker container</w:t>
       </w:r>
     </w:p>
     <w:sectPr>
